--- a/templates/anaplirotes/parallili_tomeako/apofasi/sxoliki_epidosi.docx
+++ b/templates/anaplirotes/parallili_tomeako/apofasi/sxoliki_epidosi.docx
@@ -2276,7 +2276,7 @@
           <w:sz w:val="22"/>
           <w:szCs w:val="22"/>
         </w:rPr>
-        <w:t xml:space="preserve">Την από {{ imerominia_aitisis }} αίτηση {{ tou_tis }} κ. {{ onomateponymo }}, {{ anaplirotis_gen }} εκπαιδευτικού ΕΣΠΑ, κλάδου {{ klados }}-{{ klados_perigrafi }}, του {{ sxoleio_gen }}</w:t>
+        <w:t xml:space="preserve">Την από {{ imerominia_aitisis }} αίτηση {{ tou_tis }} κ. {{ onomateponymo_gen }}, {{ anaplirotis_gen }} εκπαιδευτικού ΕΣΠΑ, κλάδου {{ klados }}-{{ klados_perigrafi }}, του {{ sxoleio_gen }}</w:t>
       </w:r>
       <w:r>
         <w:rPr>
@@ -2681,7 +2681,7 @@
           <w:sz w:val="22"/>
           <w:szCs w:val="22"/>
         </w:rPr>
-        <w:t xml:space="preserve">Χορηγούμε {{ ston_stin }} κ. {{ onomateponymo }}, {{ anaplirotis_ait }} εκπαιδευτικό ΕΣΠΑ του κλάδου {{ klados }}-{{ klados_perigrafi }}, του {{ sxoleio_gen }}{{ nomos_gen }},  άδεια για την παρακολούθηση της σχολικής επίδοσης του/των τέκνου  μίας (01) ημέρας  στις {{ imerominia_stis }}, ημέρα {{ imera_evdomadas }}</w:t>
+        <w:t xml:space="preserve">Χορηγούμε {{ ston_stin }} κ. {{ onomateponymo_ait }}, {{ anaplirotis_ait }} εκπαιδευτικό ΕΣΠΑ του κλάδου {{ klados }}-{{ klados_perigrafi }}, του {{ sxoleio_gen }}{{ nomos_gen }},  άδεια για την παρακολούθηση της σχολικής επίδοσης του/των τέκνου  μίας (01) ημέρας  στις {{ imerominia_stis }}, ημέρα {{ imera_evdomadas }}</w:t>
       </w:r>
       <w:r>
         <w:rPr>
